--- a/document_templates/russian_library/Претензии/ЖКХ_и_Недвижимость/шаблон_Досудебная_претензия_по_факту_залива_квартиры.docx
+++ b/document_templates/russian_library/Претензии/ЖКХ_и_Недвижимость/шаблон_Досудебная_претензия_по_факту_залива_квартиры.docx
@@ -42,13 +42,12 @@
           <w:lang w:val="en-US"/>
         </w:rPr>
       </w:pPr>
-      <w:proofErr w:type="gramStart"/>
       <w:r>
         <w:rPr>
           <w:rStyle w:val="citation-2569"/>
           <w:lang w:val="en-US"/>
         </w:rPr>
-        <w:t xml:space="preserve">{{ w_t_w_r_w_prooferr_w_type_spellstart_w_r_w_rsidrpr_00f02d27_w_rpr_w_rstyle_w_val_citation_2569_w_lang_w_val_en_us_w_rpr_w_t_sender_w_t_w_r_w_prooferr_w_type_gramend_w_r_w_rsidrpr_00f02d27_w_rpr_w_rstyle_w_val_citation_2569_w_lang_w_val_en_us_w_rpr_w_t_info_w_t_w_r_w_prooferr_w_type_spellend_w_r_w_rsidrpr_00f02d27_w_rpr_w_rstyle_w_val_citation_2569_w_lang_w_val_en_us_w_rpr_w_t_xml_space_preserve }}</w:t>
+        <w:t xml:space="preserve">{{ sender_info }}</w:t>
       </w:r>
     </w:p>
     <w:p>
@@ -60,13 +59,12 @@
           <w:lang w:val="en-US"/>
         </w:rPr>
       </w:pPr>
-      <w:proofErr w:type="gramStart"/>
       <w:r>
         <w:rPr>
           <w:rStyle w:val="citation-2568"/>
           <w:lang w:val="en-US"/>
         </w:rPr>
-        <w:t xml:space="preserve">{{ w_t_w_r_w_prooferr_w_type_spellstart_w_r_w_rsidrpr_00f02d27_w_rpr_w_rstyle_w_val_citation_2568_w_lang_w_val_en_us_w_rpr_w_t_sender_w_t_w_r_w_prooferr_w_type_gramend_w_r_w_rsidrpr_00f02d27_w_rpr_w_rstyle_w_val_citation_2568_w_lang_w_val_en_us_w_rpr_w_t_contact_details_w_t_w_r_w_prooferr_w_type_spellend_w_r_w_rsidrpr_00f02d27_w_rpr_w_rstyle_w_val_citation_2568_w_lang_w_val_en_us_w_rpr_w_t_xml_space_preserve }} </w:t>
+        <w:t xml:space="preserve">{{ sender_contact_details }} </w:t>
       </w:r>
     </w:p>
     <w:p>
@@ -90,7 +88,7 @@
           <w:rStyle w:val="citation-2567"/>
           <w:lang w:val="en-US"/>
         </w:rPr>
-        <w:t xml:space="preserve"> {{ w_t_w_r_w_prooferr_w_type_spellstart_w_r_w_rsidrpr_00f02d27_w_rpr_w_rstyle_w_val_citation_2567_w_lang_w_val_en_us_w_rpr_w_t_recipient_info_w_t_w_r_w_prooferr_w_type_spellend_w_r_w_rsidrpr_00f02d27_w_rpr_w_rstyle_w_val_citation_2567_w_lang_w_val_en_us_w_rpr_w_t_xml_space_preserve }}</w:t>
+        <w:t xml:space="preserve"> {{ recipient_info }}</w:t>
       </w:r>
     </w:p>
     <w:p>
@@ -102,13 +100,12 @@
           <w:lang w:val="en-US"/>
         </w:rPr>
       </w:pPr>
-      <w:proofErr w:type="gramStart"/>
       <w:r>
         <w:rPr>
           <w:rStyle w:val="citation-2566"/>
           <w:lang w:val="en-US"/>
         </w:rPr>
-        <w:t xml:space="preserve">{{ w_t_w_r_w_prooferr_w_type_spellstart_w_r_w_rsidrpr_00f02d27_w_rpr_w_rstyle_w_val_citation_2566_w_lang_w_val_en_us_w_rpr_w_t_recipient_w_t_w_r_w_prooferr_w_type_gramend_w_r_w_rsidrpr_00f02d27_w_rpr_w_rstyle_w_val_citation_2566_w_lang_w_val_en_us_w_rpr_w_t_address_w_t_w_r_w_prooferr_w_type_spellend_w_r_w_rsidrpr_00f02d27_w_rpr_w_rstyle_w_val_citation_2566_w_lang_w_val_en_us_w_rpr_w_t_xml_space_preserve }} </w:t>
+        <w:t xml:space="preserve">{{ recipient_address }} </w:t>
       </w:r>
     </w:p>
     <w:p>
@@ -239,7 +236,6 @@
           <w:lang w:val="en-US"/>
         </w:rPr>
       </w:pPr>
-      <w:proofErr w:type="gramStart"/>
       <w:r>
         <w:rPr>
           <w:rFonts w:ascii="Times New Roman" w:hAnsi="Times New Roman" w:cs="Times New Roman"/>
@@ -247,7 +243,7 @@
           <w:szCs w:val="24"/>
           <w:lang w:val="en-US"/>
         </w:rPr>
-        <w:t xml:space="preserve">{{ w_t_w_r_w_prooferr_w_type_spellstart_w_r_w_rpr_w_rfonts_w_ascii_times_new_roman_w_hansi_times_new_roman_w_cs_times_new_roman_w_sz_w_val_24_w_szcs_w_val_24_w_lang_w_val_en_us_w_rpr_w_t_sender_w_t_w_r_w_prooferr_w_type_gramend_w_r_w_rpr_w_rfonts_w_ascii_times_new_roman_w_hansi_times_new_roman_w_cs_times_new_roman_w_sz_w_val_24_w_szcs_w_val_24_w_lang_w_val_en_us_w_rpr_w_t_full_name_w_t_w_r_w_prooferr_w_type_spellend_w_r_w_rpr_w_rfonts_w_ascii_times_new_roman_w_hansi_times_new_roman_w_cs_times_new_roman_w_sz_w_val_24_w_szcs_w_val_24_w_lang_w_val_en_us_w_rpr_w_t_xml_space_preserve }}</w:t>
+        <w:t xml:space="preserve">{{ sender_full_name }}</w:t>
       </w:r>
       <w:r>
         <w:rPr>
